--- a/docs/Gateway.docx
+++ b/docs/Gateway.docx
@@ -27871,6 +27871,9 @@
           <w:bCs/>
         </w:rPr>
       </w:pPr>
+      <w:r>
+        <w:t>To facilitate independent module development, testing, and debugging before multi-service integration, dedicated interactive CLI test suites are provided in the repository scripts directory. The Entropy CLI (scripts/runEntropy.bat) provides an interactive C++ test bench to verify live ESP32 serial ingestion, OpenSSL fallback, AES-256-GCM encryption/decryption, and NIST SP 800-22 statistical entropy uniformity. Similarly, the Machine Learning CLI (scripts/runML.bat) provides a terminal-driven environment for anomaly score telemetry simulation, threat timeline plotting, and live model validation. These manual test benches ensure each cryptographic and anomaly detection component is certified prior to end-to-end gateway orchestration.</w:t>
+      </w:r>
     </w:p>
     <w:tbl>
       <w:tblPr>
